--- a/word_reports/LP_0209_위치_284_Kimera_THe Last Opera.docx
+++ b/word_reports/LP_0209_위치_284_Kimera_THe Last Opera.docx
@@ -4,7 +4,7 @@
   <w:body>
     <w:p>
       <w:pPr>
-        <w:spacing w:after="280"/>
+        <w:spacing w:after="80"/>
       </w:pPr>
       <w:r>
         <w:rPr w:rFonts="맑은 고딕">
@@ -13,94 +13,47 @@
           <w:color w:val="1E3A8A"/>
           <w:sz w:val="30"/>
         </w:rPr>
-        <w:t>[284] Kimera - THe Last Opera</w:t>
+        <w:t>Kimera (키메라) - THe Last Opera</w:t>
       </w:r>
     </w:p>
     <w:p>
       <w:pPr>
-        <w:spacing w:after="320"/>
+        <w:spacing w:after="240"/>
       </w:pPr>
       <w:r>
         <w:rPr w:rFonts="맑은 고딕">
           <w:rFonts w:ascii="맑은 고딕" w:hAnsi="맑은 고딕" w:eastAsia="맑은 고딕"/>
           <w:b/>
-          <w:sz w:val="20"/>
+          <w:color w:val="4B5563"/>
+          <w:sz w:val="22"/>
         </w:rPr>
-        <w:t>■ 위치 : 284</w:t>
-        <w:br/>
-      </w:r>
-      <w:r>
-        <w:rPr w:rFonts="맑은 고딕">
-          <w:rFonts w:ascii="맑은 고딕" w:hAnsi="맑은 고딕" w:eastAsia="맑은 고딕"/>
-          <w:b/>
-          <w:sz w:val="20"/>
-        </w:rPr>
-        <w:t>■ 아티스트 : Kimera</w:t>
-        <w:br/>
-      </w:r>
-      <w:r>
-        <w:rPr w:rFonts="맑은 고딕">
-          <w:rFonts w:ascii="맑은 고딕" w:hAnsi="맑은 고딕" w:eastAsia="맑은 고딕"/>
-          <w:b/>
-          <w:sz w:val="20"/>
-        </w:rPr>
-        <w:t>■ 앨범명 : THe Last Opera</w:t>
-        <w:br/>
-      </w:r>
-      <w:r>
-        <w:rPr w:rFonts="맑은 고딕">
-          <w:rFonts w:ascii="맑은 고딕" w:hAnsi="맑은 고딕" w:eastAsia="맑은 고딕"/>
-          <w:b w:val="0"/>
-          <w:sz w:val="20"/>
-        </w:rPr>
-        <w:t>■ 음반 레이블 : Red Bus Records</w:t>
-        <w:br/>
-      </w:r>
-      <w:r>
-        <w:rPr w:rFonts="맑은 고딕">
-          <w:rFonts w:ascii="맑은 고딕" w:hAnsi="맑은 고딕" w:eastAsia="맑은 고딕"/>
-          <w:b w:val="0"/>
-          <w:sz w:val="20"/>
-        </w:rPr>
-        <w:t>■ 발매년도 : 1985</w:t>
-        <w:br/>
-      </w:r>
-      <w:r>
-        <w:rPr w:rFonts="맑은 고딕">
-          <w:rFonts w:ascii="맑은 고딕" w:hAnsi="맑은 고딕" w:eastAsia="맑은 고딕"/>
-          <w:b w:val="0"/>
-          <w:sz w:val="20"/>
-        </w:rPr>
-        <w:t>■ 장르 : 팝페라(Popera), 클래시컬 크로스오버(Classical Crossover), 신스팝(Synth-Pop)</w:t>
-        <w:br/>
-      </w:r>
-      <w:r>
-        <w:rPr w:rFonts="맑은 고딕">
-          <w:rFonts w:ascii="맑은 고딕" w:hAnsi="맑은 고딕" w:eastAsia="맑은 고딕"/>
-          <w:b w:val="0"/>
-          <w:sz w:val="20"/>
-        </w:rPr>
-        <w:t>■ 주요 수록곡 : 1. Madame Butterfly (Un Bel Dì Vedremo)</w:t>
-        <w:br/>
+        <w:t>위치 :  284</w:t>
       </w:r>
     </w:p>
     <w:p>
       <w:pPr>
-        <w:spacing w:after="160"/>
+        <w:spacing w:line="324" w:lineRule="auto" w:before="80" w:after="160"/>
       </w:pPr>
       <w:r>
         <w:rPr w:rFonts="맑은 고딕">
           <w:rFonts w:ascii="맑은 고딕" w:hAnsi="맑은 고딕" w:eastAsia="맑은 고딕"/>
           <w:b/>
           <w:color w:val="1F2937"/>
-          <w:sz w:val="24"/>
+          <w:sz w:val="22"/>
         </w:rPr>
-        <w:t>■ 음반 해설 및 감상 가이드</w:t>
+        <w:t xml:space="preserve">[음반 소개] </w:t>
+      </w:r>
+      <w:r>
+        <w:rPr w:rFonts="맑은 고딕">
+          <w:rFonts w:ascii="맑은 고딕" w:hAnsi="맑은 고딕" w:eastAsia="맑은 고딕"/>
+          <w:b w:val="0"/>
+          <w:sz w:val="21"/>
+        </w:rPr>
       </w:r>
     </w:p>
     <w:p>
       <w:pPr>
-        <w:spacing w:line="312" w:lineRule="auto" w:after="120"/>
+        <w:spacing w:line="324" w:lineRule="auto" w:after="120"/>
       </w:pPr>
       <w:r>
         <w:rPr w:rFonts="맑은 고딕">
@@ -108,51 +61,516 @@
           <w:b w:val="0"/>
           <w:sz w:val="21"/>
         </w:rPr>
-        <w:t>1980년대 중반, 클래식 오페라와 현대적인 팝·록 사운드를 파격적으로 융합하며 전 세계 음악계에 거대한 충격을 안겨준 한국 출신의 소프라노 키메라(Kimera, 본명 김홍희)의 명반 《The Last Opera》입니다. 전작 《The Lost Opera》(1984)의 폭발적인 성공에 이어 발표된 이 음반은 '팝페라(Popera)'라는 새로운 장르의 지평을 확고히 다진 작품으로, 정통 클래식의 웅장함과 80년대 신스팝의 감각적인 리듬이 정교하게 오버랩되는 수작입니다.</w:t>
+        <w:t>클래식의 엄숙한 성벽을 과감히 허물고 록과 디스코의 역동적인 맥박 위에 벨칸토 창법의 비장미를 수놓은 팝페라의 기념비적 명반입니다. 런던 심포니 오케스트라의 웅장한 기악 합주와 신시사이저의 일렉트로닉 사운드, 그리고 5옥타브를 자유자재로 넘나드는 키메라의 드라마틱 콜로라투라 소프라노는 전 세계를 일대 경악과 황홀경으로 몰아넣었습니다. 동양에서 온 디바가 서양 고전음악의 본토 한가운데에서 쏘아 올린 이 파격적인 크로스오버 미학은, 반세기가 흐른 오늘날에도 여전히 선명한 전율을 선사합니다. 정형화된 장르의 경계를 뛰어넘어 예술적 해방감을 일깨우는 이 음반은 크로스오버 음악사에서 가장 독창적이고 찬란한 이정표로 기억되고 있습니다.</w:t>
       </w:r>
     </w:p>
     <w:p>
       <w:pPr>
-        <w:spacing w:line="312" w:lineRule="auto" w:after="120"/>
+        <w:spacing w:line="324" w:lineRule="auto" w:before="200" w:after="80"/>
       </w:pPr>
+      <w:r>
+        <w:rPr w:rFonts="맑은 고딕">
+          <w:rFonts w:ascii="맑은 고딕" w:hAnsi="맑은 고딕" w:eastAsia="맑은 고딕"/>
+          <w:b/>
+          <w:color w:val="1E3A8A"/>
+          <w:sz w:val="24"/>
+        </w:rPr>
+        <w:t>1. 음반 데이터</w:t>
+      </w:r>
+    </w:p>
+    <w:p>
+      <w:pPr>
+        <w:spacing w:line="324" w:lineRule="auto" w:after="80"/>
+      </w:pPr>
+      <w:r>
+        <w:rPr w:rFonts="맑은 고딕">
+          <w:rFonts w:ascii="맑은 고딕" w:hAnsi="맑은 고딕" w:eastAsia="맑은 고딕"/>
+          <w:b w:val="0"/>
+          <w:color w:val="6B7280"/>
+          <w:sz w:val="21"/>
+        </w:rPr>
+        <w:t xml:space="preserve">· </w:t>
+      </w:r>
+      <w:r>
+        <w:rPr w:rFonts="맑은 고딕">
+          <w:rFonts w:ascii="맑은 고딕" w:hAnsi="맑은 고딕" w:eastAsia="맑은 고딕"/>
+          <w:b/>
+          <w:color w:val="1F2937"/>
+          <w:sz w:val="21"/>
+        </w:rPr>
+        <w:t xml:space="preserve">앨범명: </w:t>
+      </w:r>
       <w:r>
         <w:rPr w:rFonts="맑은 고딕">
           <w:rFonts w:ascii="맑은 고딕" w:hAnsi="맑은 고딕" w:eastAsia="맑은 고딕"/>
           <w:b w:val="0"/>
           <w:sz w:val="21"/>
         </w:rPr>
-        <w:t>본 음반에서 키메라는 5옥타브를 넘나드는 화려하고 압도적인 콜로라투라 소프라노 가창을 선보입니다. 런던 심포니 오케스트라의 웅장한 연주와 라이트닝 스피드의 일렉트로닉 비트가 절묘한 균형을 이루며, 비제, 푸치니, 베르디 등 대장르 오페라 거장들의 명곡들을 세련된 현대적 감각으로 재해석해 냈습니다. 강렬한 신디사이저 베이스 위로 피어나는 그녀의 맑고 날카로운 고음은 듣는 이에게 오페라 극장과 디스코텍을 동시에 오가는 듯한 색다른 몰입감을 선사합니다.</w:t>
+        <w:t>THe Last Opera</w:t>
       </w:r>
     </w:p>
     <w:p>
       <w:pPr>
-        <w:spacing w:line="312" w:lineRule="auto" w:after="120"/>
+        <w:spacing w:line="324" w:lineRule="auto" w:after="80"/>
       </w:pPr>
+      <w:r>
+        <w:rPr w:rFonts="맑은 고딕">
+          <w:rFonts w:ascii="맑은 고딕" w:hAnsi="맑은 고딕" w:eastAsia="맑은 고딕"/>
+          <w:b w:val="0"/>
+          <w:color w:val="6B7280"/>
+          <w:sz w:val="21"/>
+        </w:rPr>
+        <w:t xml:space="preserve">· </w:t>
+      </w:r>
+      <w:r>
+        <w:rPr w:rFonts="맑은 고딕">
+          <w:rFonts w:ascii="맑은 고딕" w:hAnsi="맑은 고딕" w:eastAsia="맑은 고딕"/>
+          <w:b/>
+          <w:color w:val="1F2937"/>
+          <w:sz w:val="21"/>
+        </w:rPr>
+        <w:t xml:space="preserve">아티스트: </w:t>
+      </w:r>
       <w:r>
         <w:rPr w:rFonts="맑은 고딕">
           <w:rFonts w:ascii="맑은 고딕" w:hAnsi="맑은 고딕" w:eastAsia="맑은 고딕"/>
           <w:b w:val="0"/>
           <w:sz w:val="21"/>
         </w:rPr>
-        <w:t>대표 수록곡인 푸치니의 오페라 &lt;투란도트&gt; 중 'Nessun Dorma(공주는 잠 못 이루고)'와 &lt;나비부인&gt;의 'Un Bel Dì Vedremo(어느 좋은 날)'는 익숙한 멜로디에 박진감 넘치는 비트를 더해 정통 오페라에 거부감을 느끼던 대중까지 완벽히 사로잡았습니다. 또한 베르디의 &lt;라 트라비아타&gt; 중 '축배의 노래'나 &lt;리골레토&gt;의 '여자의 마음' 등은 유쾌하면서도 화려한 성악 테크닉이 돋보이는 곡들로, 음반 전체를 관통하는 활기찬 에너지를 잘 보여줍니다.</w:t>
+        <w:t>Kimera (키메라)</w:t>
       </w:r>
     </w:p>
     <w:p>
       <w:pPr>
-        <w:spacing w:line="312" w:lineRule="auto" w:after="120"/>
+        <w:spacing w:line="324" w:lineRule="auto" w:after="80"/>
       </w:pPr>
+      <w:r>
+        <w:rPr w:rFonts="맑은 고딕">
+          <w:rFonts w:ascii="맑은 고딕" w:hAnsi="맑은 고딕" w:eastAsia="맑은 고딕"/>
+          <w:b w:val="0"/>
+          <w:color w:val="6B7280"/>
+          <w:sz w:val="21"/>
+        </w:rPr>
+        <w:t xml:space="preserve">· </w:t>
+      </w:r>
+      <w:r>
+        <w:rPr w:rFonts="맑은 고딕">
+          <w:rFonts w:ascii="맑은 고딕" w:hAnsi="맑은 고딕" w:eastAsia="맑은 고딕"/>
+          <w:b/>
+          <w:color w:val="1F2937"/>
+          <w:sz w:val="21"/>
+        </w:rPr>
+        <w:t xml:space="preserve">발매 정보: </w:t>
+      </w:r>
       <w:r>
         <w:rPr w:rFonts="맑은 고딕">
           <w:rFonts w:ascii="맑은 고딕" w:hAnsi="맑은 고딕" w:eastAsia="맑은 고딕"/>
           <w:b w:val="0"/>
           <w:sz w:val="21"/>
         </w:rPr>
-        <w:t>《The Last Opera》는 동양인 성악가가 유럽 음악계의 중심에서 대중음악과의 성공적인 융합을 이루어낸 역사적 사료이자, 클래시컬 크로스오버의 정점을 보여주는 음반입니다. LP 바이닐을 통해 청음할 때 80년대 특유의 아날로그 신디사이저 질감과 키메라의 당차고 맑은 보컬이 음각의 골을 따라 선명하게 울려 퍼지며, 시대를 앞서간 한 아티스트의 열정과 혁신성을 그대로 체감할 수 있습니다.</w:t>
+        <w:t>1985년 유럽 전역에 발표되며 '팝페라(Popera)'라는 신조어를 대중화시킨 역사적 앨범으로, 런던 심포니 오케스트라(London Symphony Orchestra)와 정상급 세션들이 합류하여 고전 오페라 아리아들을 현대적 비트로 재해석한 역작입니다.</w:t>
+      </w:r>
+    </w:p>
+    <w:p>
+      <w:pPr>
+        <w:spacing w:line="324" w:lineRule="auto" w:after="80"/>
+      </w:pPr>
+      <w:r>
+        <w:rPr w:rFonts="맑은 고딕">
+          <w:rFonts w:ascii="맑은 고딕" w:hAnsi="맑은 고딕" w:eastAsia="맑은 고딕"/>
+          <w:b w:val="0"/>
+          <w:color w:val="6B7280"/>
+          <w:sz w:val="21"/>
+        </w:rPr>
+        <w:t xml:space="preserve">· </w:t>
+      </w:r>
+      <w:r>
+        <w:rPr w:rFonts="맑은 고딕">
+          <w:rFonts w:ascii="맑은 고딕" w:hAnsi="맑은 고딕" w:eastAsia="맑은 고딕"/>
+          <w:b/>
+          <w:color w:val="1F2937"/>
+          <w:sz w:val="21"/>
+        </w:rPr>
+        <w:t xml:space="preserve">LP 인기도(판매량): </w:t>
+      </w:r>
+      <w:r>
+        <w:rPr w:rFonts="맑은 고딕">
+          <w:rFonts w:ascii="맑은 고딕" w:hAnsi="맑은 고딕" w:eastAsia="맑은 고딕"/>
+          <w:b w:val="0"/>
+          <w:sz w:val="21"/>
+        </w:rPr>
+        <w:t>발매 직후 프랑스 앨범 차트 정상을 차지한 것을 비롯해 유럽 각국과 남아공 등 전 세계 차트 상위권을 석권하였으며, 글로벌 수백만 장 이상의 경이적인 판매고를 올리며 신드롬을 일으켰습니다.</w:t>
+      </w:r>
+    </w:p>
+    <w:p>
+      <w:pPr>
+        <w:spacing w:line="324" w:lineRule="auto" w:after="80"/>
+      </w:pPr>
+      <w:r>
+        <w:rPr w:rFonts="맑은 고딕">
+          <w:rFonts w:ascii="맑은 고딕" w:hAnsi="맑은 고딕" w:eastAsia="맑은 고딕"/>
+          <w:b w:val="0"/>
+          <w:color w:val="6B7280"/>
+          <w:sz w:val="21"/>
+        </w:rPr>
+        <w:t xml:space="preserve">· </w:t>
+      </w:r>
+      <w:r>
+        <w:rPr w:rFonts="맑은 고딕">
+          <w:rFonts w:ascii="맑은 고딕" w:hAnsi="맑은 고딕" w:eastAsia="맑은 고딕"/>
+          <w:b/>
+          <w:color w:val="1F2937"/>
+          <w:sz w:val="21"/>
+        </w:rPr>
+        <w:t xml:space="preserve">각종 수상경력: </w:t>
+      </w:r>
+      <w:r>
+        <w:rPr w:rFonts="맑은 고딕">
+          <w:rFonts w:ascii="맑은 고딕" w:hAnsi="맑은 고딕" w:eastAsia="맑은 고딕"/>
+          <w:b w:val="0"/>
+          <w:sz w:val="21"/>
+        </w:rPr>
+        <w:t>유럽 다수의 국가에서 골드 및 플래티넘 레코드를 기록하였으며, 클래식과 대중음악을 융합한 독보적 공로를 인정받아 세계 유수 언론과 음악계로부터 ‘동양에서 온 신비의 오페라 팝 디바’라는 공인된 찬사를 받았습니다.</w:t>
+      </w:r>
+    </w:p>
+    <w:p>
+      <w:pPr>
+        <w:spacing w:line="324" w:lineRule="auto" w:before="200" w:after="80"/>
+      </w:pPr>
+      <w:r>
+        <w:rPr w:rFonts="맑은 고딕">
+          <w:rFonts w:ascii="맑은 고딕" w:hAnsi="맑은 고딕" w:eastAsia="맑은 고딕"/>
+          <w:b/>
+          <w:color w:val="1E3A8A"/>
+          <w:sz w:val="24"/>
+        </w:rPr>
+        <w:t>2. 아티스트 정보</w:t>
+      </w:r>
+    </w:p>
+    <w:p>
+      <w:pPr>
+        <w:spacing w:line="324" w:lineRule="auto" w:after="80"/>
+      </w:pPr>
+      <w:r>
+        <w:rPr w:rFonts="맑은 고딕">
+          <w:rFonts w:ascii="맑은 고딕" w:hAnsi="맑은 고딕" w:eastAsia="맑은 고딕"/>
+          <w:b w:val="0"/>
+          <w:color w:val="6B7280"/>
+          <w:sz w:val="21"/>
+        </w:rPr>
+        <w:t xml:space="preserve">· </w:t>
+      </w:r>
+      <w:r>
+        <w:rPr w:rFonts="맑은 고딕">
+          <w:rFonts w:ascii="맑은 고딕" w:hAnsi="맑은 고딕" w:eastAsia="맑은 고딕"/>
+          <w:b/>
+          <w:color w:val="1F2937"/>
+          <w:sz w:val="21"/>
+        </w:rPr>
+        <w:t xml:space="preserve">국적: </w:t>
+      </w:r>
+      <w:r>
+        <w:rPr w:rFonts="맑은 고딕">
+          <w:rFonts w:ascii="맑은 고딕" w:hAnsi="맑은 고딕" w:eastAsia="맑은 고딕"/>
+          <w:b w:val="0"/>
+          <w:sz w:val="21"/>
+        </w:rPr>
+        <w:t>대한민국</w:t>
+      </w:r>
+    </w:p>
+    <w:p>
+      <w:pPr>
+        <w:spacing w:line="324" w:lineRule="auto" w:after="80"/>
+      </w:pPr>
+      <w:r>
+        <w:rPr w:rFonts="맑은 고딕">
+          <w:rFonts w:ascii="맑은 고딕" w:hAnsi="맑은 고딕" w:eastAsia="맑은 고딕"/>
+          <w:b w:val="0"/>
+          <w:color w:val="6B7280"/>
+          <w:sz w:val="21"/>
+        </w:rPr>
+        <w:t xml:space="preserve">· </w:t>
+      </w:r>
+      <w:r>
+        <w:rPr w:rFonts="맑은 고딕">
+          <w:rFonts w:ascii="맑은 고딕" w:hAnsi="맑은 고딕" w:eastAsia="맑은 고딕"/>
+          <w:b/>
+          <w:color w:val="1F2937"/>
+          <w:sz w:val="21"/>
+        </w:rPr>
+        <w:t xml:space="preserve">생몰년도: </w:t>
+      </w:r>
+      <w:r>
+        <w:rPr w:rFonts="맑은 고딕">
+          <w:rFonts w:ascii="맑은 고딕" w:hAnsi="맑은 고딕" w:eastAsia="맑은 고딕"/>
+          <w:b w:val="0"/>
+          <w:sz w:val="21"/>
+        </w:rPr>
+        <w:t>1954년 출생 ~ 현재</w:t>
+      </w:r>
+    </w:p>
+    <w:p>
+      <w:pPr>
+        <w:spacing w:line="324" w:lineRule="auto" w:after="80"/>
+      </w:pPr>
+      <w:r>
+        <w:rPr w:rFonts="맑은 고딕">
+          <w:rFonts w:ascii="맑은 고딕" w:hAnsi="맑은 고딕" w:eastAsia="맑은 고딕"/>
+          <w:b w:val="0"/>
+          <w:color w:val="6B7280"/>
+          <w:sz w:val="21"/>
+        </w:rPr>
+        <w:t xml:space="preserve">· </w:t>
+      </w:r>
+      <w:r>
+        <w:rPr w:rFonts="맑은 고딕">
+          <w:rFonts w:ascii="맑은 고딕" w:hAnsi="맑은 고딕" w:eastAsia="맑은 고딕"/>
+          <w:b/>
+          <w:color w:val="1F2937"/>
+          <w:sz w:val="21"/>
+        </w:rPr>
+        <w:t xml:space="preserve">그룹 소속: </w:t>
+      </w:r>
+      <w:r>
+        <w:rPr w:rFonts="맑은 고딕">
+          <w:rFonts w:ascii="맑은 고딕" w:hAnsi="맑은 고딕" w:eastAsia="맑은 고딕"/>
+          <w:b w:val="0"/>
+          <w:sz w:val="21"/>
+        </w:rPr>
+        <w:t>솔로</w:t>
+      </w:r>
+    </w:p>
+    <w:p>
+      <w:pPr>
+        <w:spacing w:line="324" w:lineRule="auto" w:after="80"/>
+      </w:pPr>
+      <w:r>
+        <w:rPr w:rFonts="맑은 고딕">
+          <w:rFonts w:ascii="맑은 고딕" w:hAnsi="맑은 고딕" w:eastAsia="맑은 고딕"/>
+          <w:b w:val="0"/>
+          <w:color w:val="6B7280"/>
+          <w:sz w:val="21"/>
+        </w:rPr>
+        <w:t xml:space="preserve">· </w:t>
+      </w:r>
+      <w:r>
+        <w:rPr w:rFonts="맑은 고딕">
+          <w:rFonts w:ascii="맑은 고딕" w:hAnsi="맑은 고딕" w:eastAsia="맑은 고딕"/>
+          <w:b/>
+          <w:color w:val="1F2937"/>
+          <w:sz w:val="21"/>
+        </w:rPr>
+        <w:t xml:space="preserve">아티스트 소개: </w:t>
+      </w:r>
+      <w:r>
+        <w:rPr w:rFonts="맑은 고딕">
+          <w:rFonts w:ascii="맑은 고딕" w:hAnsi="맑은 고딕" w:eastAsia="맑은 고딕"/>
+          <w:b w:val="0"/>
+          <w:sz w:val="21"/>
+        </w:rPr>
+        <w:t>한국인 최초로 프랑스 파리 에콜 노르말 드 뮈직(École Normale de Musique de Paris)에서 성악을 수학한 뒤 정통 클래식의 틀을 깨고 오페라 록을 창시한 선구자입니다. 5옥타브를 넘나드는 경이로운 음역과 신비로운 메이크업, 드라마틱한 무대 연출을 결합하여 현대 팝페라 장르의 초석을 놓았습니다.</w:t>
+      </w:r>
+    </w:p>
+    <w:p>
+      <w:pPr>
+        <w:spacing w:line="324" w:lineRule="auto" w:before="200" w:after="80"/>
+      </w:pPr>
+      <w:r>
+        <w:rPr w:rFonts="맑은 고딕">
+          <w:rFonts w:ascii="맑은 고딕" w:hAnsi="맑은 고딕" w:eastAsia="맑은 고딕"/>
+          <w:b/>
+          <w:color w:val="1E3A8A"/>
+          <w:sz w:val="24"/>
+        </w:rPr>
+        <w:t>3. 음반 상세 분석</w:t>
+      </w:r>
+    </w:p>
+    <w:p>
+      <w:pPr>
+        <w:spacing w:line="324" w:lineRule="auto" w:after="80"/>
+      </w:pPr>
+      <w:r>
+        <w:rPr w:rFonts="맑은 고딕">
+          <w:rFonts w:ascii="맑은 고딕" w:hAnsi="맑은 고딕" w:eastAsia="맑은 고딕"/>
+          <w:b w:val="0"/>
+          <w:color w:val="6B7280"/>
+          <w:sz w:val="21"/>
+        </w:rPr>
+        <w:t xml:space="preserve">· </w:t>
+      </w:r>
+      <w:r>
+        <w:rPr w:rFonts="맑은 고딕">
+          <w:rFonts w:ascii="맑은 고딕" w:hAnsi="맑은 고딕" w:eastAsia="맑은 고딕"/>
+          <w:b/>
+          <w:color w:val="1F2937"/>
+          <w:sz w:val="21"/>
+        </w:rPr>
+        <w:t xml:space="preserve">역사적 위치: </w:t>
+      </w:r>
+      <w:r>
+        <w:rPr w:rFonts="맑은 고딕">
+          <w:rFonts w:ascii="맑은 고딕" w:hAnsi="맑은 고딕" w:eastAsia="맑은 고딕"/>
+          <w:b w:val="0"/>
+          <w:sz w:val="21"/>
+        </w:rPr>
+        <w:t>1980년대 신스팝과 댄스 비트가 범람하던 시기에 베르디, 모차르트, 비제 등 불멸의 고전 선율을 대중문화의 중심으로 호출한 혁신적인 명반입니다. 클래식 음악계의 엄격한 순혈주의에 신선한 충격을 던지며 향후 심포닉 록 및 클래시컬 크로스오버 아티스트들에게 지대한 영감을 준 음악사적 분수령입니다.</w:t>
+      </w:r>
+    </w:p>
+    <w:p>
+      <w:pPr>
+        <w:spacing w:line="324" w:lineRule="auto" w:after="80"/>
+      </w:pPr>
+      <w:r>
+        <w:rPr w:rFonts="맑은 고딕">
+          <w:rFonts w:ascii="맑은 고딕" w:hAnsi="맑은 고딕" w:eastAsia="맑은 고딕"/>
+          <w:b w:val="0"/>
+          <w:color w:val="6B7280"/>
+          <w:sz w:val="21"/>
+        </w:rPr>
+        <w:t xml:space="preserve">· </w:t>
+      </w:r>
+      <w:r>
+        <w:rPr w:rFonts="맑은 고딕">
+          <w:rFonts w:ascii="맑은 고딕" w:hAnsi="맑은 고딕" w:eastAsia="맑은 고딕"/>
+          <w:b/>
+          <w:color w:val="1F2937"/>
+          <w:sz w:val="21"/>
+        </w:rPr>
+        <w:t xml:space="preserve">시대의 흔적(스토리텔링): </w:t>
+      </w:r>
+      <w:r>
+        <w:rPr w:rFonts="맑은 고딕">
+          <w:rFonts w:ascii="맑은 고딕" w:hAnsi="맑은 고딕" w:eastAsia="맑은 고딕"/>
+          <w:b w:val="0"/>
+          <w:sz w:val="21"/>
+        </w:rPr>
+        <w:t>1980년대 중후반의 대한민국은 자국 출신의 디바가 유럽 팝 음악계를 뒤흔들었다는 뉴스에 열광하였고, 당시 라디오와 다운타운 음악다방에는 키메라의 초고음 아리아가 쉼 없이 울려 퍼졌습니다. 화려하고 도발적인 사운드는 당시 청춘들에게 기존의 규범을 깨뜨리는 신선한 문화적 충격이자 자유로운 낭만의 상징으로 가슴 깊이 각인되었습니다.</w:t>
+      </w:r>
+    </w:p>
+    <w:p>
+      <w:pPr>
+        <w:spacing w:line="324" w:lineRule="auto" w:before="200" w:after="80"/>
+      </w:pPr>
+      <w:r>
+        <w:rPr w:rFonts="맑은 고딕">
+          <w:rFonts w:ascii="맑은 고딕" w:hAnsi="맑은 고딕" w:eastAsia="맑은 고딕"/>
+          <w:b/>
+          <w:color w:val="1E3A8A"/>
+          <w:sz w:val="24"/>
+        </w:rPr>
+        <w:t>4. 주요 수록곡 및 감상 제언</w:t>
+      </w:r>
+    </w:p>
+    <w:p>
+      <w:pPr>
+        <w:spacing w:line="324" w:lineRule="auto" w:after="80"/>
+      </w:pPr>
+      <w:r>
+        <w:rPr w:rFonts="맑은 고딕">
+          <w:rFonts w:ascii="맑은 고딕" w:hAnsi="맑은 고딕" w:eastAsia="맑은 고딕"/>
+          <w:b w:val="0"/>
+          <w:color w:val="6B7280"/>
+          <w:sz w:val="21"/>
+        </w:rPr>
+        <w:t xml:space="preserve">· </w:t>
+      </w:r>
+      <w:r>
+        <w:rPr w:rFonts="맑은 고딕">
+          <w:rFonts w:ascii="맑은 고딕" w:hAnsi="맑은 고딕" w:eastAsia="맑은 고딕"/>
+          <w:b/>
+          <w:color w:val="1F2937"/>
+          <w:sz w:val="21"/>
+        </w:rPr>
+        <w:t xml:space="preserve">주요 수록곡 특징: </w:t>
+      </w:r>
+      <w:r>
+        <w:rPr w:rFonts="맑은 고딕">
+          <w:rFonts w:ascii="맑은 고딕" w:hAnsi="맑은 고딕" w:eastAsia="맑은 고딕"/>
+          <w:b w:val="0"/>
+          <w:sz w:val="21"/>
+        </w:rPr>
+        <w:t>모차르트 《마술피리》 중 '밤의 여왕 아리아'를 숨 가쁜 일렉트릭 리듬과 초절기교 고음으로 폭발시킨 트랙과, 비제 《카르멘》의 '하바네라'를 매혹적인 디스코 비트로 직조한 메들리 구성은 앨범의 절정을 이룹니다. 서정적인 현악 오케스트레이션과 급박하게 몰아치는 드럼 머신이 대조를 이루며 손에 땀을 쥐게 하는 긴장감과 카타르시스를 연출합니다.</w:t>
+      </w:r>
+    </w:p>
+    <w:p>
+      <w:pPr>
+        <w:spacing w:line="324" w:lineRule="auto" w:after="80"/>
+      </w:pPr>
+      <w:r>
+        <w:rPr w:rFonts="맑은 고딕">
+          <w:rFonts w:ascii="맑은 고딕" w:hAnsi="맑은 고딕" w:eastAsia="맑은 고딕"/>
+          <w:b w:val="0"/>
+          <w:color w:val="6B7280"/>
+          <w:sz w:val="21"/>
+        </w:rPr>
+        <w:t xml:space="preserve">· </w:t>
+      </w:r>
+      <w:r>
+        <w:rPr w:rFonts="맑은 고딕">
+          <w:rFonts w:ascii="맑은 고딕" w:hAnsi="맑은 고딕" w:eastAsia="맑은 고딕"/>
+          <w:b/>
+          <w:color w:val="1F2937"/>
+          <w:sz w:val="21"/>
+        </w:rPr>
+        <w:t xml:space="preserve">빈티지 감상 제언: </w:t>
+      </w:r>
+      <w:r>
+        <w:rPr w:rFonts="맑은 고딕">
+          <w:rFonts w:ascii="맑은 고딕" w:hAnsi="맑은 고딕" w:eastAsia="맑은 고딕"/>
+          <w:b w:val="0"/>
+          <w:sz w:val="21"/>
+        </w:rPr>
+        <w:t>LP 그루브를 타고 흐르는 아날로그 특유의 음색은 80년대 신시사이저의 차가운 금속성 질감을 자연스럽고 풍성하게 어루만져 줍니다. 진공관 앰프를 통해 감상할 때 런던 심포니 오케스트라의 묵직한 현악 군과 키메라의 날카로운 하이 노트를 한층 더 윤기 있고 공간감 넘치게 체감할 수 있습니다.</w:t>
+      </w:r>
+    </w:p>
+    <w:p>
+      <w:pPr>
+        <w:spacing w:line="324" w:lineRule="auto" w:after="80"/>
+      </w:pPr>
+      <w:r>
+        <w:rPr w:rFonts="맑은 고딕">
+          <w:rFonts w:ascii="맑은 고딕" w:hAnsi="맑은 고딕" w:eastAsia="맑은 고딕"/>
+          <w:b w:val="0"/>
+          <w:color w:val="6B7280"/>
+          <w:sz w:val="21"/>
+        </w:rPr>
+        <w:t xml:space="preserve">· </w:t>
+      </w:r>
+      <w:r>
+        <w:rPr w:rFonts="맑은 고딕">
+          <w:rFonts w:ascii="맑은 고딕" w:hAnsi="맑은 고딕" w:eastAsia="맑은 고딕"/>
+          <w:b/>
+          <w:color w:val="1F2937"/>
+          <w:sz w:val="21"/>
+        </w:rPr>
+        <w:t xml:space="preserve">소장 가치: </w:t>
+      </w:r>
+      <w:r>
+        <w:rPr w:rFonts="맑은 고딕">
+          <w:rFonts w:ascii="맑은 고딕" w:hAnsi="맑은 고딕" w:eastAsia="맑은 고딕"/>
+          <w:b w:val="0"/>
+          <w:sz w:val="21"/>
+        </w:rPr>
+        <w:t>정통 클래식의 웅장함과 80년대 아날로그 일렉트로닉 팝의 미학이 완벽한 균형을 이룬 희귀한 마스터피스로, 크로스오버 장르의 태동을 목격할 수 있는 LP 컬렉터들의 필수 소장 음반입니다.</w:t>
+      </w:r>
+    </w:p>
+    <w:p>
+      <w:pPr>
+        <w:spacing w:line="324" w:lineRule="auto" w:after="120" w:before="160"/>
+      </w:pPr>
+      <w:r>
+        <w:rPr w:rFonts="맑은 고딕">
+          <w:rFonts w:ascii="맑은 고딕" w:hAnsi="맑은 고딕" w:eastAsia="맑은 고딕"/>
+          <w:b/>
+          <w:color w:val="4338CA"/>
+          <w:sz w:val="21"/>
+        </w:rPr>
+        <w:t>이 음반을 통해 장르의 경계를 넘어선 폭발적인 열정과 시대를 앞서간 전율이 전해주는 감동을 다시 한번 경험해 보시는 것은 어떨까요?</w:t>
       </w:r>
     </w:p>
     <w:sectPr>
       <w:pgSz w:w="12240" w:h="15840"/>
-      <w:pgMar w:top="1440" w:right="1440" w:bottom="1440" w:left="1440" w:header="720" w:footer="720" w:gutter="0"/>
+      <w:pgMar w:top="1152" w:right="1296" w:bottom="1152" w:left="1296" w:header="720" w:footer="720" w:gutter="0"/>
       <w:cols w:space="720"/>
       <w:docGrid w:linePitch="360"/>
     </w:sectPr>

--- a/word_reports/LP_0209_위치_284_Kimera_THe Last Opera.docx
+++ b/word_reports/LP_0209_위치_284_Kimera_THe Last Opera.docx
@@ -32,7 +32,7 @@
     </w:p>
     <w:p>
       <w:pPr>
-        <w:spacing w:line="324" w:lineRule="auto" w:before="80" w:after="160"/>
+        <w:spacing w:line="324" w:lineRule="auto" w:before="80" w:after="120"/>
       </w:pPr>
       <w:r>
         <w:rPr w:rFonts="맑은 고딕">
@@ -42,13 +42,6 @@
           <w:sz w:val="22"/>
         </w:rPr>
         <w:t xml:space="preserve">[음반 소개] </w:t>
-      </w:r>
-      <w:r>
-        <w:rPr w:rFonts="맑은 고딕">
-          <w:rFonts w:ascii="맑은 고딕" w:hAnsi="맑은 고딕" w:eastAsia="맑은 고딕"/>
-          <w:b w:val="0"/>
-          <w:sz w:val="21"/>
-        </w:rPr>
       </w:r>
     </w:p>
     <w:p>
@@ -61,7 +54,46 @@
           <w:b w:val="0"/>
           <w:sz w:val="21"/>
         </w:rPr>
-        <w:t>클래식의 엄숙한 성벽을 과감히 허물고 록과 디스코의 역동적인 맥박 위에 벨칸토 창법의 비장미를 수놓은 팝페라의 기념비적 명반입니다. 런던 심포니 오케스트라의 웅장한 기악 합주와 신시사이저의 일렉트로닉 사운드, 그리고 5옥타브를 자유자재로 넘나드는 키메라의 드라마틱 콜로라투라 소프라노는 전 세계를 일대 경악과 황홀경으로 몰아넣었습니다. 동양에서 온 디바가 서양 고전음악의 본토 한가운데에서 쏘아 올린 이 파격적인 크로스오버 미학은, 반세기가 흐른 오늘날에도 여전히 선명한 전율을 선사합니다. 정형화된 장르의 경계를 뛰어넘어 예술적 해방감을 일깨우는 이 음반은 크로스오버 음악사에서 가장 독창적이고 찬란한 이정표로 기억되고 있습니다.</w:t>
+        <w:t>1980년대 중반, 견고하기만 하던 클래식과 대중음악의 높은 장벽을 단숨에 무너뜨리며 전 세계 음악계에 거대한 충격파를 던진 주인공이 바로 키메라(Kimera)였습니다. 정통 벨칸토 창법으로 단련된 콜로라투라 소프라노의 초인적인 기량에 현대적인 신스팝과 록 비트를 과감히 접목한 그녀의 등장은, 훗날 전 세계적인 조류로 자리 잡게 될 '팝페라(Popera)'라는 새로운 음악적 영토의 개척을 알리는 찬란한 서막이었습니다.</w:t>
+      </w:r>
+    </w:p>
+    <w:p>
+      <w:pPr>
+        <w:spacing w:line="324" w:lineRule="auto" w:after="120"/>
+      </w:pPr>
+      <w:r>
+        <w:rPr w:rFonts="맑은 고딕">
+          <w:rFonts w:ascii="맑은 고딕" w:hAnsi="맑은 고딕" w:eastAsia="맑은 고딕"/>
+          <w:b w:val="0"/>
+          <w:sz w:val="21"/>
+        </w:rPr>
+        <w:t>본 작 [THe Last Opera]는 클래식 음악사에서 불멸의 빛을 발하는 위대한 오페라 아리아들을 현대적 감각의 다이내믹한 리듬 섹션 위에 수놓아 대중과 순수예술의 접점을 극한으로 확장해 낸 수작입니다. 5옥타브를 자유자재로 넘나드는 키메라의 날카롭고도 투명한 보컬, 그리고 이를 웅장하게 떠받치는 오케스트레이션과 박진감 넘치는 드럼 비트의 조화는 단순한 크로스오버를 넘어선 하나의 거대한 청각적 스펙터클을 창조해 냅니다.</w:t>
+      </w:r>
+    </w:p>
+    <w:p>
+      <w:pPr>
+        <w:spacing w:line="324" w:lineRule="auto" w:after="120"/>
+      </w:pPr>
+      <w:r>
+        <w:rPr w:rFonts="맑은 고딕">
+          <w:rFonts w:ascii="맑은 고딕" w:hAnsi="맑은 고딕" w:eastAsia="맑은 고딕"/>
+          <w:b w:val="0"/>
+          <w:sz w:val="21"/>
+        </w:rPr>
+        <w:t>신비주의적인 무대 분장과 화려한 의상 이면에 자리 잡고 있던 키메라의 예술적 철학은 '오페라의 대중화'이자 '고전의 현대적 부활'이었습니다. 극장이라는 한정된 공간과 엄숙주의의 틀 속에 갇혀 있던 고전 명곡들을 젊은 세대의 심장 박동과 동기화시킨 이 파격적인 실험은, 당시 유럽 대륙을 시작으로 전 세계 팝 차트를 뒤흔들며 크로스오버 사조의 독보적인 원류로 아로새겨졌습니다.</w:t>
+      </w:r>
+    </w:p>
+    <w:p>
+      <w:pPr>
+        <w:spacing w:line="324" w:lineRule="auto" w:after="120"/>
+      </w:pPr>
+      <w:r>
+        <w:rPr w:rFonts="맑은 고딕">
+          <w:rFonts w:ascii="맑은 고딕" w:hAnsi="맑은 고딕" w:eastAsia="맑은 고딕"/>
+          <w:b w:val="0"/>
+          <w:sz w:val="21"/>
+        </w:rPr>
+        <w:t>수십 년의 세월이 흐른 오늘날, 턴테이블의 회전 속에 되살아나는 키메라의 격정적인 고음은 여전히 서늘한 전율을 자아냅니다. 아날로그 그루브 속에서 뿜어져 나오는 그녀의 드라마틱한 가창과 아날로그 신디사이저의 에너지는 시대를 초월한 서정적 카타르시스를 선사하며, 찬란했던 한 시대의 뜨거운 예술혼을 여실히 증명하고 있습니다.</w:t>
       </w:r>
     </w:p>
     <w:p>
@@ -168,7 +200,7 @@
           <w:b w:val="0"/>
           <w:sz w:val="21"/>
         </w:rPr>
-        <w:t>1985년 유럽 전역에 발표되며 '팝페라(Popera)'라는 신조어를 대중화시킨 역사적 앨범으로, 런던 심포니 오케스트라(London Symphony Orchestra)와 정상급 세션들이 합류하여 고전 오페라 아리아들을 현대적 비트로 재해석한 역작입니다.</w:t>
+        <w:t>1980년대 중반, 유럽 유수의 오케스트라 및 일류 프로듀서들과의 정교한 협업을 바탕으로 클래식 오페라와 프렌치 일렉트로닉 팝 사운드를 결합하여 발매된 기념비적 크로스오버 명반.</w:t>
       </w:r>
     </w:p>
     <w:p>
@@ -199,7 +231,7 @@
           <w:b w:val="0"/>
           <w:sz w:val="21"/>
         </w:rPr>
-        <w:t>발매 직후 프랑스 앨범 차트 정상을 차지한 것을 비롯해 유럽 각국과 남아공 등 전 세계 차트 상위권을 석권하였으며, 글로벌 수백만 장 이상의 경이적인 판매고를 올리며 신드롬을 일으켰습니다.</w:t>
+        <w:t>발매 직후 프랑스를 비롯한 유럽 각국 앨범 차트 최상위권을 강타하였으며, 남아프리카공화국 등 전 세계적으로 수백만 장 이상의 경이적인 판매고를 기록하며 플래티넘을 달성함.</w:t>
       </w:r>
     </w:p>
     <w:p>
@@ -230,7 +262,7 @@
           <w:b w:val="0"/>
           <w:sz w:val="21"/>
         </w:rPr>
-        <w:t>유럽 다수의 국가에서 골드 및 플래티넘 레코드를 기록하였으며, 클래식과 대중음악을 융합한 독보적 공로를 인정받아 세계 유수 언론과 음악계로부터 ‘동양에서 온 신비의 오페라 팝 디바’라는 공인된 찬사를 받았습니다.</w:t>
+        <w:t>프랑스 골든 디스크 및 플래티넘 인증 수여, '팝페라의 여왕'이라는 세계적 찬사와 함께 대중음악과 순수예술의 융합을 이끈 독보적 선구자로 평가받음.</w:t>
       </w:r>
     </w:p>
     <w:p>
@@ -275,7 +307,7 @@
           <w:b w:val="0"/>
           <w:sz w:val="21"/>
         </w:rPr>
-        <w:t>대한민국</w:t>
+        <w:t>대한민국 (프랑스 등 유럽을 주 무대로 활동)</w:t>
       </w:r>
     </w:p>
     <w:p>
@@ -306,7 +338,7 @@
           <w:b w:val="0"/>
           <w:sz w:val="21"/>
         </w:rPr>
-        <w:t>1954년 출생 ~ 현재</w:t>
+        <w:t>1954년 ~ 현재</w:t>
       </w:r>
     </w:p>
     <w:p>
@@ -368,7 +400,7 @@
           <w:b w:val="0"/>
           <w:sz w:val="21"/>
         </w:rPr>
-        <w:t>한국인 최초로 프랑스 파리 에콜 노르말 드 뮈직(École Normale de Musique de Paris)에서 성악을 수학한 뒤 정통 클래식의 틀을 깨고 오페라 록을 창시한 선구자입니다. 5옥타브를 넘나드는 경이로운 음역과 신비로운 메이크업, 드라마틱한 무대 연출을 결합하여 현대 팝페라 장르의 초석을 놓았습니다.</w:t>
+        <w:t>한국 성신여대 불문과와 프랑스 에콜 노르말 드 뮈지크에서 성악을 전공한 뒤 오페라와 팝·록 음악을 결합하여 세계 최초로 '팝페라(Popera)'라는 개념을 실체화한 선구자입니다. 5옥타브에 달하는 초인적인 음역과 신비롭고 전위적인 비주얼 아트를 결합하여 1980년대 세계 팝 음악계에 유례없는 문화적 센세이션을 일으켰습니다.</w:t>
       </w:r>
     </w:p>
     <w:p>
@@ -413,7 +445,7 @@
           <w:b w:val="0"/>
           <w:sz w:val="21"/>
         </w:rPr>
-        <w:t>1980년대 신스팝과 댄스 비트가 범람하던 시기에 베르디, 모차르트, 비제 등 불멸의 고전 선율을 대중문화의 중심으로 호출한 혁신적인 명반입니다. 클래식 음악계의 엄격한 순혈주의에 신선한 충격을 던지며 향후 심포닉 록 및 클래시컬 크로스오버 아티스트들에게 지대한 영감을 준 음악사적 분수령입니다.</w:t>
+        <w:t>사라 브라이트만이나 안드레아 보첼리로 대표되는 90년대 이후 팝페라 전성기가 도래하기 훨씬 전, 오페라의 대중적 확장을 일구어낸 음악사적 이정표입니다. 클래식의 전유물로 여겨지던 고난도 아리아들을 대중문화의 중심부로 끌어올림으로써 크로스오버 장르의 구조적 뼈대를 구축한 불멸의 명반입니다.</w:t>
       </w:r>
     </w:p>
     <w:p>
@@ -444,7 +476,7 @@
           <w:b w:val="0"/>
           <w:sz w:val="21"/>
         </w:rPr>
-        <w:t>1980년대 중후반의 대한민국은 자국 출신의 디바가 유럽 팝 음악계를 뒤흔들었다는 뉴스에 열광하였고, 당시 라디오와 다운타운 음악다방에는 키메라의 초고음 아리아가 쉼 없이 울려 퍼졌습니다. 화려하고 도발적인 사운드는 당시 청춘들에게 기존의 규범을 깨뜨리는 신선한 문화적 충격이자 자유로운 낭만의 상징으로 가슴 깊이 각인되었습니다.</w:t>
+        <w:t>1980년대 중후반, 신스팝과 댄스 음악의 열기 속에서 성장하던 당대 청춘들에게 이 음반은 경이로운 문화적 충격을 안겨주었습니다. 라디오 전파와 전 세계 클럽, 그리고 정갈한 응접실 오디오에서 동시에 울려 퍼지던 그녀의 드라마틱한 아리아는 장르와 세대의 경계를 지우며 자유와 파격을 갈망하던 80년대 특유의 역동적인 문화적 공기를 오롯이 담고 있습니다.</w:t>
       </w:r>
     </w:p>
     <w:p>
@@ -489,7 +521,7 @@
           <w:b w:val="0"/>
           <w:sz w:val="21"/>
         </w:rPr>
-        <w:t>모차르트 《마술피리》 중 '밤의 여왕 아리아'를 숨 가쁜 일렉트릭 리듬과 초절기교 고음으로 폭발시킨 트랙과, 비제 《카르멘》의 '하바네라'를 매혹적인 디스코 비트로 직조한 메들리 구성은 앨범의 절정을 이룹니다. 서정적인 현악 오케스트레이션과 급박하게 몰아치는 드럼 머신이 대조를 이루며 손에 땀을 쥐게 하는 긴장감과 카타르시스를 연출합니다.</w:t>
+        <w:t>베르디, 모차르트, 비제, 푸치니 등 대가들의 친숙한 명작 아리아들을 웅장한 메들리 형식으로 엮어낸 트랙들이 압권입니다. 특히 '밤의 여왕 아리아'나 '하바네라'를 테마로 한 대목에서는 숨 막히는 초고음 콜로라투라 기교와 숨 가쁘게 내달리는 전자 비트가 충돌하며 폭발적인 서정미와 극적인 카타르시스를 분출합니다.</w:t>
       </w:r>
     </w:p>
     <w:p>
@@ -520,7 +552,7 @@
           <w:b w:val="0"/>
           <w:sz w:val="21"/>
         </w:rPr>
-        <w:t>LP 그루브를 타고 흐르는 아날로그 특유의 음색은 80년대 신시사이저의 차가운 금속성 질감을 자연스럽고 풍성하게 어루만져 줍니다. 진공관 앰프를 통해 감상할 때 런던 심포니 오케스트라의 묵직한 현악 군과 키메라의 날카로운 하이 노트를 한층 더 윤기 있고 공간감 넘치게 체감할 수 있습니다.</w:t>
+        <w:t>디지털 음원에서 느끼기 힘든 묵직한 아날로그 신디사이저 베이스와 화려한 오케스트레이션의 공간감이 돋보입니다. 진공관 앰프를 통해 감상할 때 키메라의 날카로운 하이 노트를 온기 있는 배음으로 부드럽게 감싸 안아주며, 턴테이블 카트리지가 긁어내는 현악 세션의 미세한 떨림이 리스닝 룸을 고풍스러우면서도 화려한 오페라 극장으로 변모시킵니다.</w:t>
       </w:r>
     </w:p>
     <w:p>
@@ -551,7 +583,7 @@
           <w:b w:val="0"/>
           <w:sz w:val="21"/>
         </w:rPr>
-        <w:t>정통 클래식의 웅장함과 80년대 아날로그 일렉트로닉 팝의 미학이 완벽한 균형을 이룬 희귀한 마스터피스로, 크로스오버 장르의 태동을 목격할 수 있는 LP 컬렉터들의 필수 소장 음반입니다.</w:t>
+        <w:t>현대 팝페라의 태동기를 증언하는 역사적인 오리지널 아카이브이자, 강렬하고 독창적인 커버 아트워크만으로도 시대를 풍미한 아이콘의 존재감을 느낄 수 있는 음반입니다. 대중음악과 클래식의 완벽한 이종교배를 만끽하고자 하는 정통 LP 컬렉터라면 필히 구비해야 할 높은 소장 가치를 지니고 있습니다.</w:t>
       </w:r>
     </w:p>
     <w:p>
@@ -565,7 +597,7 @@
           <w:color w:val="4338CA"/>
           <w:sz w:val="21"/>
         </w:rPr>
-        <w:t>이 음반을 통해 장르의 경계를 넘어선 폭발적인 열정과 시대를 앞서간 전율이 전해주는 감동을 다시 한번 경험해 보시는 것은 어떨까요?</w:t>
+        <w:t>이 음반을 통해 클래식과 팝의 경계를 허물며 한 시대를 뒤흔들었던 키메라의 찬란한 목소리가 전해주는 감동을 다시 한번 경험해 보시는 것은 어떨까요?</w:t>
       </w:r>
     </w:p>
     <w:sectPr>
